--- a/Project_Animagus/작업 일지/ji/작업일지(241223-241229).docx
+++ b/Project_Animagus/작업 일지/ji/작업일지(241223-241229).docx
@@ -65,6 +65,7 @@
             <w:pPr>
               <w:jc w:val="center"/>
               <w:rPr>
+                <w:rFonts w:hint="eastAsia"/>
                 <w:b/>
                 <w:sz w:val="18"/>
               </w:rPr>
@@ -91,51 +92,6 @@
                 <w:sz w:val="18"/>
               </w:rPr>
               <w:t>지태준</w:t>
-            </w:r>
-          </w:p>
-          <w:p>
-            <w:pPr>
-              <w:jc w:val="center"/>
-              <w:rPr>
-                <w:b/>
-                <w:sz w:val="18"/>
-              </w:rPr>
-            </w:pPr>
-            <w:r>
-              <w:rPr>
-                <w:rFonts w:hint="eastAsia"/>
-                <w:b/>
-                <w:sz w:val="18"/>
-              </w:rPr>
-              <w:t>2020182003</w:t>
-            </w:r>
-            <w:r>
-              <w:rPr>
-                <w:b/>
-                <w:sz w:val="18"/>
-              </w:rPr>
-              <w:t xml:space="preserve"> </w:t>
-            </w:r>
-            <w:r>
-              <w:rPr>
-                <w:rFonts w:hint="eastAsia"/>
-                <w:b/>
-                <w:sz w:val="18"/>
-              </w:rPr>
-              <w:t>고광신</w:t>
-            </w:r>
-          </w:p>
-          <w:p>
-            <w:pPr>
-              <w:jc w:val="center"/>
-            </w:pPr>
-            <w:r>
-              <w:rPr>
-                <w:rFonts w:hint="eastAsia"/>
-                <w:b/>
-                <w:sz w:val="18"/>
-              </w:rPr>
-              <w:t>2020182040 조환희</w:t>
             </w:r>
           </w:p>
         </w:tc>
@@ -229,6 +185,13 @@
                 <w:b/>
               </w:rPr>
             </w:pPr>
+            <w:r>
+              <w:rPr>
+                <w:rFonts w:hint="eastAsia"/>
+                <w:b/>
+              </w:rPr>
+              <w:t>1</w:t>
+            </w:r>
           </w:p>
         </w:tc>
         <w:tc>
@@ -263,7 +226,6 @@
             <w:pPr>
               <w:jc w:val="center"/>
               <w:rPr>
-                <w:rFonts w:hint="eastAsia"/>
                 <w:b/>
               </w:rPr>
             </w:pPr>
@@ -429,6 +391,47 @@
             <w:gridSpan w:val="5"/>
             <w:vAlign w:val="center"/>
           </w:tcPr>
+          <w:p>
+            <w:pPr>
+              <w:pStyle w:val="a4"/>
+              <w:numPr>
+                <w:ilvl w:val="0"/>
+                <w:numId w:val="2"/>
+              </w:numPr>
+              <w:ind w:left="1160"/>
+              <w:jc w:val="left"/>
+              <w:rPr>
+                <w:b/>
+              </w:rPr>
+            </w:pPr>
+            <w:r>
+              <w:rPr>
+                <w:rFonts w:hint="eastAsia"/>
+                <w:b/>
+              </w:rPr>
+              <w:t>지태준</w:t>
+            </w:r>
+            <w:r>
+              <w:rPr>
+                <w:rFonts w:hint="eastAsia"/>
+                <w:b/>
+              </w:rPr>
+              <w:t xml:space="preserve">: </w:t>
+            </w:r>
+            <w:r>
+              <w:rPr>
+                <w:b/>
+              </w:rPr>
+              <w:t>비교과 수업을 통해 서브스턴스 페인터를 활용한 텍스처링 기초를 학습하고, 산 모델링을 시도</w:t>
+            </w:r>
+            <w:r>
+              <w:rPr>
+                <w:rFonts w:hint="eastAsia"/>
+                <w:b/>
+              </w:rPr>
+              <w:t>.</w:t>
+            </w:r>
+          </w:p>
           <w:p>
             <w:pPr>
               <w:pStyle w:val="a4"/>
@@ -442,55 +445,6 @@
                 <w:b/>
               </w:rPr>
             </w:pPr>
-            <w:r>
-              <w:rPr>
-                <w:rFonts w:hint="eastAsia"/>
-                <w:b/>
-              </w:rPr>
-              <w:t>지태준</w:t>
-            </w:r>
-          </w:p>
-          <w:p>
-            <w:pPr>
-              <w:pStyle w:val="a4"/>
-              <w:numPr>
-                <w:ilvl w:val="0"/>
-                <w:numId w:val="2"/>
-              </w:numPr>
-              <w:ind w:leftChars="0"/>
-              <w:jc w:val="left"/>
-              <w:rPr>
-                <w:b/>
-              </w:rPr>
-            </w:pPr>
-            <w:r>
-              <w:rPr>
-                <w:rFonts w:hint="eastAsia"/>
-                <w:b/>
-              </w:rPr>
-              <w:t>고광신</w:t>
-            </w:r>
-          </w:p>
-          <w:p>
-            <w:pPr>
-              <w:pStyle w:val="a4"/>
-              <w:numPr>
-                <w:ilvl w:val="0"/>
-                <w:numId w:val="2"/>
-              </w:numPr>
-              <w:ind w:leftChars="0"/>
-              <w:jc w:val="left"/>
-              <w:rPr>
-                <w:b/>
-              </w:rPr>
-            </w:pPr>
-            <w:r>
-              <w:rPr>
-                <w:rFonts w:hint="eastAsia"/>
-                <w:b/>
-              </w:rPr>
-              <w:t>조환희</w:t>
-            </w:r>
           </w:p>
         </w:tc>
       </w:tr>
@@ -544,52 +498,56 @@
     <w:p>
       <w:pPr>
         <w:pStyle w:val="a4"/>
-        <w:numPr>
-          <w:ilvl w:val="1"/>
-          <w:numId w:val="1"/>
-        </w:numPr>
-        <w:ind w:leftChars="0"/>
         <w:rPr>
           <w:sz w:val="22"/>
         </w:rPr>
       </w:pPr>
       <w:r>
         <w:rPr>
-          <w:rFonts w:hint="eastAsia"/>
-          <w:b/>
-          <w:sz w:val="28"/>
-          <w:szCs w:val="28"/>
-        </w:rPr>
-        <w:t>고광신</w:t>
-      </w:r>
-    </w:p>
-    <w:p>
-      <w:pPr>
-        <w:pStyle w:val="a4"/>
-        <w:numPr>
-          <w:ilvl w:val="1"/>
-          <w:numId w:val="1"/>
-        </w:numPr>
-        <w:ind w:leftChars="0"/>
-        <w:rPr>
-          <w:rFonts w:hint="eastAsia"/>
           <w:sz w:val="22"/>
         </w:rPr>
-      </w:pPr>
-      <w:r>
-        <w:rPr>
-          <w:rFonts w:hint="eastAsia"/>
-          <w:b/>
-          <w:sz w:val="28"/>
-          <w:szCs w:val="28"/>
-        </w:rPr>
-        <w:t>조환희</w:t>
+        <w:t>비교과 활동으로 진행된 서브스턴스 페인터 교육</w:t>
       </w:r>
       <w:r>
         <w:rPr>
           <w:sz w:val="22"/>
         </w:rPr>
-        <w:br/>
+        <w:t>을</w:t>
+      </w:r>
+      <w:r>
+        <w:rPr>
+          <w:rFonts w:hint="eastAsia"/>
+          <w:sz w:val="22"/>
+        </w:rPr>
+        <w:t xml:space="preserve"> 통해 이를 </w:t>
+      </w:r>
+      <w:r>
+        <w:rPr>
+          <w:sz w:val="22"/>
+        </w:rPr>
+        <w:t>바탕으로 언리얼에서 사용할 산 지형의 기본 모델링</w:t>
+      </w:r>
+      <w:r>
+        <w:rPr>
+          <w:rFonts w:hint="eastAsia"/>
+          <w:sz w:val="22"/>
+        </w:rPr>
+        <w:t xml:space="preserve">과 텍스쳐링을 진행. </w:t>
+      </w:r>
+    </w:p>
+    <w:p>
+      <w:pPr>
+        <w:ind w:left="795"/>
+        <w:rPr>
+          <w:sz w:val="22"/>
+        </w:rPr>
+      </w:pPr>
+      <w:r>
+        <w:rPr>
+          <w:rFonts w:hint="eastAsia"/>
+          <w:sz w:val="22"/>
+        </w:rPr>
+        <w:t>완성된 산 메쉬, 텍스쳐를 포함하여 언리얼에서 머티리얼을 알맞게 설정하고 스태틱 메쉬를 레벨에 띄워봄.</w:t>
       </w:r>
     </w:p>
     <w:p>
@@ -658,6 +616,12 @@
             <w:pPr>
               <w:jc w:val="left"/>
             </w:pPr>
+            <w:r>
+              <w:rPr>
+                <w:rFonts w:hint="eastAsia"/>
+              </w:rPr>
+              <w:t>캐릭터의 스타일과 비주얼 감도가 맞지 않음.</w:t>
+            </w:r>
           </w:p>
         </w:tc>
         <w:tc>
@@ -692,6 +656,12 @@
             <w:pPr>
               <w:jc w:val="left"/>
             </w:pPr>
+            <w:r>
+              <w:rPr>
+                <w:rFonts w:hint="eastAsia"/>
+              </w:rPr>
+              <w:t>감도에 맞는 스마트 머티리얼을 구하고 다시 모델링 및 텍스쳐링 진행.</w:t>
+            </w:r>
           </w:p>
         </w:tc>
       </w:tr>
@@ -735,6 +705,14 @@
                 <w:sz w:val="22"/>
               </w:rPr>
             </w:pPr>
+            <w:r>
+              <w:rPr>
+                <w:rFonts w:hint="eastAsia"/>
+                <w:b/>
+                <w:sz w:val="22"/>
+              </w:rPr>
+              <w:t>2</w:t>
+            </w:r>
           </w:p>
         </w:tc>
         <w:tc>
@@ -917,41 +895,20 @@
             <w:r>
               <w:t xml:space="preserve"> </w:t>
             </w:r>
-          </w:p>
-          <w:p>
-            <w:r>
-              <w:rPr>
-                <w:rFonts w:hint="eastAsia"/>
-              </w:rPr>
-              <w:t>고광신</w:t>
-            </w:r>
-            <w:r>
-              <w:rPr>
-                <w:rFonts w:hint="eastAsia"/>
-              </w:rPr>
-              <w:t>:</w:t>
-            </w:r>
-            <w:r>
-              <w:t xml:space="preserve"> </w:t>
-            </w:r>
-          </w:p>
-          <w:p>
-            <w:r>
-              <w:rPr>
-                <w:rFonts w:hint="eastAsia"/>
-              </w:rPr>
-              <w:t>조환희</w:t>
-            </w:r>
-            <w:r>
-              <w:rPr>
-                <w:rFonts w:hint="eastAsia"/>
-              </w:rPr>
-              <w:t>:</w:t>
-            </w:r>
-            <w:r>
-              <w:t xml:space="preserve"> </w:t>
-            </w:r>
-          </w:p>
+            <w:r>
+              <w:t>산 모델링을 재검토하여 캐릭터 스타일에 맞는 형태로 수정할 예정</w:t>
+            </w:r>
+          </w:p>
+          <w:p>
+            <w:r>
+              <w:rPr>
+                <w:rFonts w:hint="eastAsia"/>
+              </w:rPr>
+              <w:t>, 다른 모델링 진행</w:t>
+            </w:r>
+          </w:p>
+          <w:p/>
+          <w:p/>
         </w:tc>
       </w:tr>
       <w:tr>
@@ -1827,6 +1784,19 @@
     <w:uiPriority w:val="99"/>
     <w:rsid w:val="00FD79E3"/>
   </w:style>
+  <w:style w:type="paragraph" w:styleId="a7">
+    <w:name w:val="Normal (Web)"/>
+    <w:basedOn w:val="a"/>
+    <w:uiPriority w:val="99"/>
+    <w:semiHidden/>
+    <w:unhideWhenUsed/>
+    <w:rsid w:val="00F37BC4"/>
+    <w:rPr>
+      <w:rFonts w:ascii="Times New Roman" w:hAnsi="Times New Roman" w:cs="Times New Roman"/>
+      <w:sz w:val="24"/>
+      <w:szCs w:val="24"/>
+    </w:rPr>
+  </w:style>
 </w:styles>
 </file>
 
